--- a/SoluoPrint_CSCD602_Submission/Technical_Debt_Plan.docx
+++ b/SoluoPrint_CSCD602_Submission/Technical_Debt_Plan.docx
@@ -16,6 +16,21 @@
           <w:sz w:val="36"/>
         </w:rPr>
         <w:t>Technical Debt Register &amp; Phased Repayment Plan</w:t>
+      </w:r>
+    </w:p>
+    <w:p>
+      <w:pPr>
+        <w:spacing w:line="360" w:lineRule="auto" w:after="160"/>
+      </w:pPr>
+      <w:r>
+        <w:rPr>
+          <w:rFonts w:ascii="Times New Roman" w:hAnsi="Times New Roman"/>
+          <w:b/>
+          <w:i w:val="0"/>
+          <w:color w:val="000000"/>
+          <w:sz w:val="24"/>
+        </w:rPr>
+        <w:t>Project Title: SoluoPrint - Advanced Print Shop Management System</w:t>
       </w:r>
     </w:p>
     <w:p>

--- a/SoluoPrint_CSCD602_Submission/Technical_Debt_Plan.docx
+++ b/SoluoPrint_CSCD602_Submission/Technical_Debt_Plan.docx
@@ -30,7 +30,7 @@
           <w:color w:val="000000"/>
           <w:sz w:val="24"/>
         </w:rPr>
-        <w:t>Project Title: SoluoPrint - Advanced Print Shop Management System</w:t>
+        <w:t>Project Title: SoluoPrint - Premium All-in-One Print Shop Management (Print/Job management, CRM, Financial Management &amp; Analytics Platform, Automated SMS Notifications)</w:t>
       </w:r>
     </w:p>
     <w:p>
@@ -269,7 +269,7 @@
                 <w:color w:val="FFFFFF"/>
                 <w:sz w:val="21"/>
               </w:rPr>
-              <w:t>Resolution Status</w:t>
+              <w:t>Resolution Status / Classification</w:t>
             </w:r>
           </w:p>
         </w:tc>
@@ -397,7 +397,7 @@
                 <w:color w:val="000000"/>
                 <w:sz w:val="20"/>
               </w:rPr>
-              <w:t>RESOLVED (Migrated to Supabase Auth RLS)</w:t>
+              <w:t>RESOLVED (Migrated to Supabase Auth RLS) - Immediate Attention</w:t>
             </w:r>
           </w:p>
         </w:tc>
@@ -441,7 +441,7 @@
                 <w:color w:val="000000"/>
                 <w:sz w:val="20"/>
               </w:rPr>
-              <w:t>Lack of Automated Cypress E2E Tests</w:t>
+              <w:t>Lack of Automated Playwright/Cypress E2E Tests</w:t>
             </w:r>
           </w:p>
         </w:tc>
@@ -525,7 +525,7 @@
                 <w:color w:val="000000"/>
                 <w:sz w:val="20"/>
               </w:rPr>
-              <w:t>Scheduled for Release v1.1</w:t>
+              <w:t>Scheduled for Release v1.1 - Scheduled for Future</w:t>
             </w:r>
           </w:p>
         </w:tc>
@@ -653,7 +653,7 @@
                 <w:color w:val="000000"/>
                 <w:sz w:val="20"/>
               </w:rPr>
-              <w:t>Scheduled for Release v1.1</w:t>
+              <w:t>Scheduled for Release v1.1 - Acceptable Temporarily</w:t>
             </w:r>
           </w:p>
         </w:tc>
@@ -781,7 +781,7 @@
                 <w:color w:val="000000"/>
                 <w:sz w:val="20"/>
               </w:rPr>
-              <w:t>RESOLVED (Extracted to cPanel &amp; .env)</w:t>
+              <w:t>RESOLVED (Extracted to cPanel &amp; .env) - Immediate Attention</w:t>
             </w:r>
           </w:p>
         </w:tc>
@@ -909,7 +909,7 @@
                 <w:color w:val="000000"/>
                 <w:sz w:val="20"/>
               </w:rPr>
-              <w:t>Scheduled for Release v2.0</w:t>
+              <w:t>Scheduled for Release v2.0 - Acceptable Temporarily</w:t>
             </w:r>
           </w:p>
         </w:tc>
@@ -944,7 +944,7 @@
           <w:color w:val="000000"/>
           <w:sz w:val="24"/>
         </w:rPr>
-        <w:t>• Phase 1 (Immediate - Resolved): Fixed TD-01 and TD-04 by enforcing Supabase Auth Row Level Security (RLS) policies and extracting API credentials into environment variables on Namecheap cPanel.</w:t>
+        <w:t>• Phase 1 (Immediate - Resolved): Fixed TD-01 and TD-04 by enforcing Supabase Auth Row Level Security (RLS) policies and extracting API credentials into environment variables on Namecheap cPanel. These items required immediate attention due to security implications.</w:t>
       </w:r>
     </w:p>
     <w:p>
@@ -959,7 +959,7 @@
           <w:color w:val="000000"/>
           <w:sz w:val="24"/>
         </w:rPr>
-        <w:t>• Phase 2 (Short-Term - Release v1.1): Implement Playwright E2E automated test suite (TD-02) and refactor DashboardPage.jsx into modular widgets (TD-03).</w:t>
+        <w:t>• Phase 2 (Short-Term - Release v1.1): Implement Playwright E2E automated test suite (TD-02) and refactor DashboardPage.jsx into modular widgets (TD-03) to ensure maintainability as new features are introduced.</w:t>
       </w:r>
     </w:p>
     <w:p>
@@ -974,7 +974,7 @@
           <w:color w:val="000000"/>
           <w:sz w:val="24"/>
         </w:rPr>
-        <w:t>• Phase 3 (Medium-Term - Release v2.0): Migrate heavy financial report math from client JavaScript to Supabase PostgreSQL RPC stored procedures (TD-05).</w:t>
+        <w:t>• Phase 3 (Medium-Term - Release v2.0): Migrate heavy financial report math from client JavaScript to Supabase PostgreSQL RPC stored procedures (TD-05) to optimize performance for large datasets.</w:t>
       </w:r>
     </w:p>
     <w:sectPr>
